--- a/assignment/week2/files/Lesson2_Report.docx
+++ b/assignment/week2/files/Lesson2_Report.docx
@@ -7,14 +7,6 @@
         <w:spacing w:after="40" w:line="480" w:lineRule="auto"/>
         <w:jc w:val="center"/>
         <w:rPr>
-          <w:rFonts w:cs="Times New Roman"/>
-          <w:color w:val="000000" w:themeColor="text1"/>
-          <w:sz w:val="24"/>
-          <w:szCs w:val="24"/>
-        </w:rPr>
-      </w:pPr>
-      <w:r>
-        <w:rPr>
           <w:rFonts w:eastAsia="Calibri" w:cs="Times New Roman"/>
           <w:b/>
           <w:bCs/>
@@ -22,21 +14,12 @@
           <w:sz w:val="24"/>
           <w:szCs w:val="24"/>
         </w:rPr>
-        <w:t>Decrypting Corporate Security Logs:</w:t>
-      </w:r>
+      </w:pPr>
     </w:p>
     <w:p>
       <w:pPr>
         <w:spacing w:after="40" w:line="480" w:lineRule="auto"/>
         <w:jc w:val="center"/>
-        <w:rPr>
-          <w:rFonts w:cs="Times New Roman"/>
-          <w:color w:val="000000" w:themeColor="text1"/>
-          <w:sz w:val="24"/>
-          <w:szCs w:val="24"/>
-        </w:rPr>
-      </w:pPr>
-      <w:r>
         <w:rPr>
           <w:rFonts w:eastAsia="Calibri" w:cs="Times New Roman"/>
           <w:b/>
@@ -45,28 +28,51 @@
           <w:sz w:val="24"/>
           <w:szCs w:val="24"/>
         </w:rPr>
-        <w:t>A Caesar Shift Log Decryption Utility in Python</w:t>
-      </w:r>
+      </w:pPr>
     </w:p>
     <w:p>
       <w:pPr>
         <w:spacing w:after="40" w:line="480" w:lineRule="auto"/>
         <w:jc w:val="center"/>
         <w:rPr>
-          <w:rFonts w:cs="Times New Roman"/>
-          <w:color w:val="000000" w:themeColor="text1"/>
-          <w:sz w:val="24"/>
-          <w:szCs w:val="24"/>
-        </w:rPr>
-      </w:pPr>
-      <w:r>
-        <w:rPr>
           <w:rFonts w:eastAsia="Calibri" w:cs="Times New Roman"/>
-          <w:color w:val="000000" w:themeColor="text1"/>
-          <w:sz w:val="24"/>
-          <w:szCs w:val="24"/>
-        </w:rPr>
-        <w:t>Lesson 2 Individual Assignment</w:t>
+          <w:b/>
+          <w:bCs/>
+          <w:color w:val="000000" w:themeColor="text1"/>
+          <w:sz w:val="24"/>
+          <w:szCs w:val="24"/>
+        </w:rPr>
+      </w:pPr>
+      <w:r>
+        <w:rPr>
+          <w:rFonts w:eastAsia="Calibri" w:cs="Times New Roman"/>
+          <w:b/>
+          <w:bCs/>
+          <w:color w:val="000000" w:themeColor="text1"/>
+          <w:sz w:val="24"/>
+          <w:szCs w:val="24"/>
+        </w:rPr>
+        <w:t>Decrypting Corporate Security Logs:</w:t>
+      </w:r>
+      <w:r>
+        <w:rPr>
+          <w:rFonts w:cs="Times New Roman"/>
+          <w:color w:val="000000" w:themeColor="text1"/>
+          <w:sz w:val="24"/>
+          <w:szCs w:val="24"/>
+        </w:rPr>
+        <w:t xml:space="preserve"> </w:t>
+      </w:r>
+      <w:r>
+        <w:rPr>
+          <w:rFonts w:eastAsia="Calibri" w:cs="Times New Roman"/>
+          <w:b/>
+          <w:bCs/>
+          <w:color w:val="000000" w:themeColor="text1"/>
+          <w:sz w:val="24"/>
+          <w:szCs w:val="24"/>
+        </w:rPr>
+        <w:t>A Caesar Shift Log Decryption Utility in Python</w:t>
       </w:r>
     </w:p>
     <w:p>
@@ -74,43 +80,242 @@
         <w:spacing w:after="40" w:line="480" w:lineRule="auto"/>
         <w:jc w:val="center"/>
         <w:rPr>
-          <w:rFonts w:cs="Times New Roman"/>
-          <w:color w:val="000000" w:themeColor="text1"/>
-          <w:sz w:val="24"/>
-          <w:szCs w:val="24"/>
-        </w:rPr>
-      </w:pPr>
-      <w:r>
-        <w:rPr>
           <w:rFonts w:eastAsia="Calibri" w:cs="Times New Roman"/>
-          <w:i/>
-          <w:iCs/>
-          <w:color w:val="000000" w:themeColor="text1"/>
-          <w:sz w:val="24"/>
-          <w:szCs w:val="24"/>
-        </w:rPr>
-        <w:t>Prepared for: Corporate Security Firm – Data Analytics Team</w:t>
-      </w:r>
-    </w:p>
-    <w:p>
-      <w:pPr>
-        <w:spacing w:after="400" w:line="480" w:lineRule="auto"/>
+          <w:b/>
+          <w:bCs/>
+          <w:color w:val="000000" w:themeColor="text1"/>
+          <w:sz w:val="24"/>
+          <w:szCs w:val="24"/>
+        </w:rPr>
+      </w:pPr>
+    </w:p>
+    <w:p>
+      <w:pPr>
+        <w:spacing w:after="40" w:line="480" w:lineRule="auto"/>
         <w:jc w:val="center"/>
         <w:rPr>
-          <w:rFonts w:cs="Times New Roman"/>
-          <w:color w:val="000000" w:themeColor="text1"/>
-          <w:sz w:val="24"/>
-          <w:szCs w:val="24"/>
-        </w:rPr>
-      </w:pPr>
-      <w:r>
-        <w:rPr>
           <w:rFonts w:eastAsia="Calibri" w:cs="Times New Roman"/>
-          <w:color w:val="000000" w:themeColor="text1"/>
-          <w:sz w:val="24"/>
-          <w:szCs w:val="24"/>
-        </w:rPr>
-        <w:t>GitHub Repository: [INSERT YOUR GITHUB REPOSITORY LINK HERE]</w:t>
+          <w:b/>
+          <w:bCs/>
+          <w:color w:val="000000" w:themeColor="text1"/>
+          <w:sz w:val="24"/>
+          <w:szCs w:val="24"/>
+        </w:rPr>
+      </w:pPr>
+    </w:p>
+    <w:p>
+      <w:pPr>
+        <w:spacing w:after="40" w:line="480" w:lineRule="auto"/>
+        <w:jc w:val="center"/>
+        <w:rPr>
+          <w:rFonts w:cs="Times New Roman"/>
+          <w:color w:val="000000" w:themeColor="text1"/>
+          <w:sz w:val="24"/>
+          <w:szCs w:val="24"/>
+        </w:rPr>
+      </w:pPr>
+    </w:p>
+    <w:p>
+      <w:pPr>
+        <w:spacing w:after="100" w:line="480" w:lineRule="auto"/>
+        <w:jc w:val="center"/>
+        <w:rPr>
+          <w:rFonts w:cs="Times New Roman"/>
+          <w:color w:val="000000" w:themeColor="text1"/>
+          <w:sz w:val="24"/>
+          <w:szCs w:val="24"/>
+        </w:rPr>
+      </w:pPr>
+      <w:r>
+        <w:rPr>
+          <w:rFonts w:cs="Times New Roman"/>
+          <w:color w:val="000000" w:themeColor="text1"/>
+          <w:sz w:val="24"/>
+          <w:szCs w:val="24"/>
+        </w:rPr>
+        <w:t>Aashutosh Chaudhary</w:t>
+      </w:r>
+    </w:p>
+    <w:p>
+      <w:pPr>
+        <w:spacing w:after="100" w:line="480" w:lineRule="auto"/>
+        <w:jc w:val="center"/>
+        <w:rPr>
+          <w:rFonts w:cs="Times New Roman"/>
+          <w:color w:val="000000" w:themeColor="text1"/>
+          <w:sz w:val="24"/>
+          <w:szCs w:val="24"/>
+        </w:rPr>
+      </w:pPr>
+      <w:r>
+        <w:rPr>
+          <w:rFonts w:cs="Times New Roman"/>
+          <w:color w:val="000000" w:themeColor="text1"/>
+          <w:sz w:val="24"/>
+          <w:szCs w:val="24"/>
+        </w:rPr>
+        <w:t>A</w:t>
+      </w:r>
+      <w:r>
+        <w:rPr>
+          <w:rFonts w:cs="Times New Roman"/>
+          <w:color w:val="000000" w:themeColor="text1"/>
+          <w:sz w:val="24"/>
+          <w:szCs w:val="24"/>
+        </w:rPr>
+        <w:t>IM</w:t>
+      </w:r>
+      <w:r>
+        <w:rPr>
+          <w:rFonts w:cs="Times New Roman"/>
+          <w:color w:val="000000" w:themeColor="text1"/>
+          <w:sz w:val="24"/>
+          <w:szCs w:val="24"/>
+        </w:rPr>
+        <w:t xml:space="preserve"> 40</w:t>
+      </w:r>
+      <w:r>
+        <w:rPr>
+          <w:rFonts w:cs="Times New Roman"/>
+          <w:color w:val="000000" w:themeColor="text1"/>
+          <w:sz w:val="24"/>
+          <w:szCs w:val="24"/>
+        </w:rPr>
+        <w:t>1:</w:t>
+      </w:r>
+      <w:r>
+        <w:rPr>
+          <w:rFonts w:cs="Times New Roman"/>
+          <w:color w:val="000000" w:themeColor="text1"/>
+          <w:sz w:val="24"/>
+          <w:szCs w:val="24"/>
+        </w:rPr>
+        <w:t xml:space="preserve"> Python Programming For Data Science </w:t>
+      </w:r>
+    </w:p>
+    <w:p>
+      <w:pPr>
+        <w:spacing w:after="100" w:line="480" w:lineRule="auto"/>
+        <w:jc w:val="center"/>
+        <w:rPr>
+          <w:rFonts w:cs="Times New Roman"/>
+          <w:color w:val="000000" w:themeColor="text1"/>
+          <w:sz w:val="24"/>
+          <w:szCs w:val="24"/>
+        </w:rPr>
+      </w:pPr>
+      <w:r>
+        <w:rPr>
+          <w:rFonts w:cs="Times New Roman"/>
+          <w:color w:val="000000" w:themeColor="text1"/>
+          <w:sz w:val="24"/>
+          <w:szCs w:val="24"/>
+        </w:rPr>
+        <w:t>Professor Bashyal</w:t>
+      </w:r>
+    </w:p>
+    <w:p>
+      <w:pPr>
+        <w:spacing w:after="100" w:line="480" w:lineRule="auto"/>
+        <w:jc w:val="center"/>
+        <w:rPr>
+          <w:rFonts w:cs="Times New Roman"/>
+          <w:color w:val="000000" w:themeColor="text1"/>
+          <w:sz w:val="24"/>
+          <w:szCs w:val="24"/>
+        </w:rPr>
+      </w:pPr>
+      <w:r>
+        <w:rPr>
+          <w:rFonts w:cs="Times New Roman"/>
+          <w:color w:val="000000" w:themeColor="text1"/>
+          <w:sz w:val="24"/>
+          <w:szCs w:val="24"/>
+        </w:rPr>
+        <w:t>September 2</w:t>
+      </w:r>
+      <w:r>
+        <w:rPr>
+          <w:rFonts w:cs="Times New Roman"/>
+          <w:color w:val="000000" w:themeColor="text1"/>
+          <w:sz w:val="24"/>
+          <w:szCs w:val="24"/>
+        </w:rPr>
+        <w:t xml:space="preserve">7 </w:t>
+      </w:r>
+      <w:r>
+        <w:rPr>
+          <w:rFonts w:cs="Times New Roman"/>
+          <w:color w:val="000000" w:themeColor="text1"/>
+          <w:sz w:val="24"/>
+          <w:szCs w:val="24"/>
+        </w:rPr>
+        <w:t>, 2026</w:t>
+      </w:r>
+    </w:p>
+    <w:p>
+      <w:pPr>
+        <w:rPr>
+          <w:rFonts w:cs="Times New Roman"/>
+          <w:color w:val="000000" w:themeColor="text1"/>
+          <w:sz w:val="24"/>
+          <w:szCs w:val="24"/>
+        </w:rPr>
+      </w:pPr>
+      <w:r>
+        <w:rPr>
+          <w:rFonts w:cs="Times New Roman"/>
+          <w:color w:val="000000" w:themeColor="text1"/>
+          <w:sz w:val="24"/>
+          <w:szCs w:val="24"/>
+        </w:rPr>
+        <w:br w:type="page"/>
+      </w:r>
+    </w:p>
+    <w:p>
+      <w:pPr>
+        <w:spacing w:after="40" w:line="480" w:lineRule="auto"/>
+        <w:jc w:val="center"/>
+        <w:rPr>
+          <w:rFonts w:eastAsia="Calibri" w:cs="Times New Roman"/>
+          <w:b/>
+          <w:bCs/>
+          <w:color w:val="000000" w:themeColor="text1"/>
+          <w:sz w:val="24"/>
+          <w:szCs w:val="24"/>
+        </w:rPr>
+      </w:pPr>
+      <w:r>
+        <w:rPr>
+          <w:rFonts w:eastAsia="Calibri" w:cs="Times New Roman"/>
+          <w:b/>
+          <w:bCs/>
+          <w:color w:val="000000" w:themeColor="text1"/>
+          <w:sz w:val="24"/>
+          <w:szCs w:val="24"/>
+        </w:rPr>
+        <w:lastRenderedPageBreak/>
+        <w:t>Decrypting Corporate Security Logs:</w:t>
+      </w:r>
+      <w:r>
+        <w:rPr>
+          <w:rFonts w:cs="Times New Roman"/>
+          <w:color w:val="000000" w:themeColor="text1"/>
+          <w:sz w:val="24"/>
+          <w:szCs w:val="24"/>
+        </w:rPr>
+        <w:t xml:space="preserve"> </w:t>
+      </w:r>
+      <w:r>
+        <w:rPr>
+          <w:rFonts w:eastAsia="Calibri" w:cs="Times New Roman"/>
+          <w:b/>
+          <w:bCs/>
+          <w:color w:val="000000" w:themeColor="text1"/>
+          <w:sz w:val="24"/>
+          <w:szCs w:val="24"/>
+        </w:rPr>
+        <w:t>A Caesar Shift Log Decryption Utility in Python</w:t>
       </w:r>
     </w:p>
     <w:p>
@@ -216,17 +421,7 @@
           <w:sz w:val="24"/>
           <w:szCs w:val="24"/>
         </w:rPr>
-        <w:t xml:space="preserve">An external server generates a set of system event logs. Prior to the logs getting saved onto the disk, they undergo a simple Caesar shift cipher, where each character in the alphabet is substituted for the same number of positions away from the alphabet position of the original </w:t>
-      </w:r>
-      <w:r>
-        <w:rPr>
-          <w:rFonts w:eastAsia="Calibri"/>
-          <w:color w:val="000000" w:themeColor="text1"/>
-          <w:sz w:val="24"/>
-          <w:szCs w:val="24"/>
-        </w:rPr>
-        <w:lastRenderedPageBreak/>
-        <w:t>character (Kahate, 2013). In this specific case, all characters were encrypted by moving three steps ahead in the alphabet, which means that decryption will involve moving each character three steps back in the alphabet, looping around from Z/A to A/Z.</w:t>
+        <w:t>An external server generates a set of system event logs. Prior to the logs getting saved onto the disk, they undergo a simple Caesar shift cipher, where each character in the alphabet is substituted for the same number of positions away from the alphabet position of the original character (Kahate, 2013). In this specific case, all characters were encrypted by moving three steps ahead in the alphabet, which means that decryption will involve moving each character three steps back in the alphabet, looping around from Z/A to A/Z.</w:t>
       </w:r>
     </w:p>
     <w:p>
@@ -248,6 +443,7 @@
           <w:sz w:val="24"/>
           <w:szCs w:val="24"/>
         </w:rPr>
+        <w:lastRenderedPageBreak/>
         <w:t>There are three tasks that the program should undertake. The first one is to read in the encrypted file (raw_logs.txt) while creating two other files for writing into: decrypted_master.txt, where all decrypted logs would be written, and security_alerts.txt, where only those logs are stored that mention a breach. The second part is decryption of the logs on character-by-character basis via ord() and chr() and preserving spaces and newline characters as they are. Finally, the third task is to strip all whitespace from the decrypted lines, write them to the master logs and search for the string "BREACH" without regard for letter casing; lines containing it should be copied to the alerts file.</w:t>
       </w:r>
     </w:p>
@@ -312,7 +508,7 @@
           <w:sz w:val="24"/>
           <w:szCs w:val="24"/>
         </w:rPr>
-        <w:t xml:space="preserve">Three different actions are performed depending on the character being decrypted: whitespace characters, including the space and newline, are passed as is according to the requirements; uppercase letters from 'A' to 'Z' are shifted back by three positions with checking </w:t>
+        <w:t xml:space="preserve">Three different actions are performed depending on the character being decrypted: whitespace characters, including the space and newline, are passed as is according to the requirements; uppercase letters from 'A' to 'Z' are shifted back by three positions with checking whether their code exceeds the code of 'A'; lowercase letters from 'a' to 'z' are processed in the same manner, but relatively to the letter 'a'. All other characters – punctuation, digits, and other symbols, like ":" in "Warning:", remain unchanged. That behavior mimics the historical </w:t>
       </w:r>
       <w:r>
         <w:rPr>
@@ -322,7 +518,7 @@
           <w:szCs w:val="24"/>
         </w:rPr>
         <w:lastRenderedPageBreak/>
-        <w:t>whether their code exceeds the code of 'A'; lowercase letters from 'a' to 'z' are processed in the same manner, but relatively to the letter 'a'. All other characters – punctuation, digits, and other symbols, like ":" in "Warning:", remain unchanged. That behavior mimics the historical implementation of the Caesar cipher which encoded only alphabetic letters and left all other symbols unencoded (Singh, 1999).</w:t>
+        <w:t>implementation of the Caesar cipher which encoded only alphabetic letters and left all other symbols unencoded (Singh, 1999).</w:t>
       </w:r>
     </w:p>
     <w:p>
@@ -392,6 +588,7 @@
     <w:p>
       <w:pPr>
         <w:spacing w:after="160" w:line="480" w:lineRule="auto"/>
+        <w:ind w:firstLine="720"/>
         <w:rPr>
           <w:rFonts w:cs="Times New Roman"/>
           <w:color w:val="000000" w:themeColor="text1"/>
@@ -406,17 +603,7 @@
           <w:sz w:val="24"/>
           <w:szCs w:val="24"/>
         </w:rPr>
-        <w:t xml:space="preserve">To validate the program, a sample raw_logs.txt file was created containing six lines of dummy log data, each encrypted with a Caesar shift of three. Three of the six lines were written to include the word “BREACH” in varying positions and letter cases, so the case-insensitive keyword filter could be verified against realistic log wording, such as an intrusion notice, a </w:t>
-      </w:r>
-      <w:r>
-        <w:rPr>
-          <w:rFonts w:eastAsia="Calibri" w:cs="Times New Roman"/>
-          <w:color w:val="000000" w:themeColor="text1"/>
-          <w:sz w:val="24"/>
-          <w:szCs w:val="24"/>
-        </w:rPr>
-        <w:lastRenderedPageBreak/>
-        <w:t>perimeter warning, and an internal firewall alert. Figure 1 shows the encrypted contents of raw_logs.txt as viewed in the terminal before the script is run.</w:t>
+        <w:t>To validate the program, a sample raw_logs.txt file was created containing six lines of dummy log data, each encrypted with a Caesar shift of three. Three of the six lines were written to include the word “BREACH” in varying positions and letter cases, so the case-insensitive keyword filter could be verified against realistic log wording, such as an intrusion notice, a perimeter warning, and an internal firewall alert. Figure 1 shows the encrypted contents of raw_logs.txt as viewed in the terminal before the script is run.</w:t>
       </w:r>
     </w:p>
     <w:p>
@@ -437,6 +624,7 @@
           <w:sz w:val="24"/>
           <w:szCs w:val="24"/>
         </w:rPr>
+        <w:lastRenderedPageBreak/>
         <w:drawing>
           <wp:inline distT="0" distB="0" distL="0" distR="0" wp14:anchorId="77EE7720" wp14:editId="441AB3F4">
             <wp:extent cx="5943600" cy="1471930"/>
@@ -807,49 +995,49 @@
           <w:sz w:val="24"/>
           <w:szCs w:val="24"/>
         </w:rPr>
+        <w:t>- No external libraries (only built-ins: open, ord, chr, str methods)</w:t>
+      </w:r>
+    </w:p>
+    <w:p>
+      <w:pPr>
+        <w:shd w:val="clear" w:color="auto" w:fill="F2F2F2"/>
+        <w:spacing w:line="480" w:lineRule="auto"/>
+        <w:rPr>
+          <w:rFonts w:cs="Times New Roman"/>
+          <w:color w:val="000000" w:themeColor="text1"/>
+          <w:sz w:val="24"/>
+          <w:szCs w:val="24"/>
+        </w:rPr>
+      </w:pPr>
+      <w:r>
+        <w:rPr>
+          <w:rFonts w:eastAsia="Consolas" w:cs="Times New Roman"/>
+          <w:color w:val="000000" w:themeColor="text1"/>
+          <w:sz w:val="24"/>
+          <w:szCs w:val="24"/>
+        </w:rPr>
+        <w:t>"""</w:t>
+      </w:r>
+    </w:p>
+    <w:p>
+      <w:pPr>
+        <w:shd w:val="clear" w:color="auto" w:fill="F2F2F2"/>
+        <w:spacing w:line="480" w:lineRule="auto"/>
+        <w:rPr>
+          <w:rFonts w:cs="Times New Roman"/>
+          <w:color w:val="000000" w:themeColor="text1"/>
+          <w:sz w:val="24"/>
+          <w:szCs w:val="24"/>
+        </w:rPr>
+      </w:pPr>
+      <w:r>
+        <w:rPr>
+          <w:rFonts w:eastAsia="Consolas" w:cs="Times New Roman"/>
+          <w:color w:val="000000" w:themeColor="text1"/>
+          <w:sz w:val="24"/>
+          <w:szCs w:val="24"/>
+        </w:rPr>
         <w:lastRenderedPageBreak/>
-        <w:t>- No external libraries (only built-ins: open, ord, chr, str methods)</w:t>
-      </w:r>
-    </w:p>
-    <w:p>
-      <w:pPr>
-        <w:shd w:val="clear" w:color="auto" w:fill="F2F2F2"/>
-        <w:spacing w:line="480" w:lineRule="auto"/>
-        <w:rPr>
-          <w:rFonts w:cs="Times New Roman"/>
-          <w:color w:val="000000" w:themeColor="text1"/>
-          <w:sz w:val="24"/>
-          <w:szCs w:val="24"/>
-        </w:rPr>
-      </w:pPr>
-      <w:r>
-        <w:rPr>
-          <w:rFonts w:eastAsia="Consolas" w:cs="Times New Roman"/>
-          <w:color w:val="000000" w:themeColor="text1"/>
-          <w:sz w:val="24"/>
-          <w:szCs w:val="24"/>
-        </w:rPr>
-        <w:t>"""</w:t>
-      </w:r>
-    </w:p>
-    <w:p>
-      <w:pPr>
-        <w:shd w:val="clear" w:color="auto" w:fill="F2F2F2"/>
-        <w:spacing w:line="480" w:lineRule="auto"/>
-        <w:rPr>
-          <w:rFonts w:cs="Times New Roman"/>
-          <w:color w:val="000000" w:themeColor="text1"/>
-          <w:sz w:val="24"/>
-          <w:szCs w:val="24"/>
-        </w:rPr>
-      </w:pPr>
-      <w:r>
-        <w:rPr>
-          <w:rFonts w:eastAsia="Consolas" w:cs="Times New Roman"/>
-          <w:color w:val="000000" w:themeColor="text1"/>
-          <w:sz w:val="24"/>
-          <w:szCs w:val="24"/>
-        </w:rPr>
         <w:t>SHIFT = 3</w:t>
       </w:r>
     </w:p>
@@ -1291,49 +1479,49 @@
           <w:sz w:val="24"/>
           <w:szCs w:val="24"/>
         </w:rPr>
+        <w:t xml:space="preserve">        elif char &gt;= "A" and char &lt;= "Z":</w:t>
+      </w:r>
+    </w:p>
+    <w:p>
+      <w:pPr>
+        <w:shd w:val="clear" w:color="auto" w:fill="F2F2F2"/>
+        <w:spacing w:line="480" w:lineRule="auto"/>
+        <w:rPr>
+          <w:rFonts w:cs="Times New Roman"/>
+          <w:color w:val="000000" w:themeColor="text1"/>
+          <w:sz w:val="24"/>
+          <w:szCs w:val="24"/>
+        </w:rPr>
+      </w:pPr>
+      <w:r>
+        <w:rPr>
+          <w:rFonts w:eastAsia="Consolas" w:cs="Times New Roman"/>
+          <w:color w:val="000000" w:themeColor="text1"/>
+          <w:sz w:val="24"/>
+          <w:szCs w:val="24"/>
+        </w:rPr>
+        <w:t xml:space="preserve">            # Uppercase letters, with wrap-around at the alphabet boundary</w:t>
+      </w:r>
+    </w:p>
+    <w:p>
+      <w:pPr>
+        <w:shd w:val="clear" w:color="auto" w:fill="F2F2F2"/>
+        <w:spacing w:line="480" w:lineRule="auto"/>
+        <w:rPr>
+          <w:rFonts w:cs="Times New Roman"/>
+          <w:color w:val="000000" w:themeColor="text1"/>
+          <w:sz w:val="24"/>
+          <w:szCs w:val="24"/>
+        </w:rPr>
+      </w:pPr>
+      <w:r>
+        <w:rPr>
+          <w:rFonts w:eastAsia="Consolas" w:cs="Times New Roman"/>
+          <w:color w:val="000000" w:themeColor="text1"/>
+          <w:sz w:val="24"/>
+          <w:szCs w:val="24"/>
+        </w:rPr>
         <w:lastRenderedPageBreak/>
-        <w:t xml:space="preserve">        elif char &gt;= "A" and char &lt;= "Z":</w:t>
-      </w:r>
-    </w:p>
-    <w:p>
-      <w:pPr>
-        <w:shd w:val="clear" w:color="auto" w:fill="F2F2F2"/>
-        <w:spacing w:line="480" w:lineRule="auto"/>
-        <w:rPr>
-          <w:rFonts w:cs="Times New Roman"/>
-          <w:color w:val="000000" w:themeColor="text1"/>
-          <w:sz w:val="24"/>
-          <w:szCs w:val="24"/>
-        </w:rPr>
-      </w:pPr>
-      <w:r>
-        <w:rPr>
-          <w:rFonts w:eastAsia="Consolas" w:cs="Times New Roman"/>
-          <w:color w:val="000000" w:themeColor="text1"/>
-          <w:sz w:val="24"/>
-          <w:szCs w:val="24"/>
-        </w:rPr>
-        <w:t xml:space="preserve">            # Uppercase letters, with wrap-around at the alphabet boundary</w:t>
-      </w:r>
-    </w:p>
-    <w:p>
-      <w:pPr>
-        <w:shd w:val="clear" w:color="auto" w:fill="F2F2F2"/>
-        <w:spacing w:line="480" w:lineRule="auto"/>
-        <w:rPr>
-          <w:rFonts w:cs="Times New Roman"/>
-          <w:color w:val="000000" w:themeColor="text1"/>
-          <w:sz w:val="24"/>
-          <w:szCs w:val="24"/>
-        </w:rPr>
-      </w:pPr>
-      <w:r>
-        <w:rPr>
-          <w:rFonts w:eastAsia="Consolas" w:cs="Times New Roman"/>
-          <w:color w:val="000000" w:themeColor="text1"/>
-          <w:sz w:val="24"/>
-          <w:szCs w:val="24"/>
-        </w:rPr>
         <w:t xml:space="preserve">            shifted_code = ord(char) - SHIFT</w:t>
       </w:r>
     </w:p>
@@ -1775,49 +1963,49 @@
           <w:sz w:val="24"/>
           <w:szCs w:val="24"/>
         </w:rPr>
+        <w:t xml:space="preserve">    upper_check = decrypted_line.upper()</w:t>
+      </w:r>
+    </w:p>
+    <w:p>
+      <w:pPr>
+        <w:shd w:val="clear" w:color="auto" w:fill="F2F2F2"/>
+        <w:spacing w:line="480" w:lineRule="auto"/>
+        <w:rPr>
+          <w:rFonts w:cs="Times New Roman"/>
+          <w:color w:val="000000" w:themeColor="text1"/>
+          <w:sz w:val="24"/>
+          <w:szCs w:val="24"/>
+        </w:rPr>
+      </w:pPr>
+      <w:r>
+        <w:rPr>
+          <w:rFonts w:eastAsia="Consolas" w:cs="Times New Roman"/>
+          <w:color w:val="000000" w:themeColor="text1"/>
+          <w:sz w:val="24"/>
+          <w:szCs w:val="24"/>
+        </w:rPr>
+        <w:t xml:space="preserve">    if "BREACH" in upper_check:</w:t>
+      </w:r>
+    </w:p>
+    <w:p>
+      <w:pPr>
+        <w:shd w:val="clear" w:color="auto" w:fill="F2F2F2"/>
+        <w:spacing w:line="480" w:lineRule="auto"/>
+        <w:rPr>
+          <w:rFonts w:cs="Times New Roman"/>
+          <w:color w:val="000000" w:themeColor="text1"/>
+          <w:sz w:val="24"/>
+          <w:szCs w:val="24"/>
+        </w:rPr>
+      </w:pPr>
+      <w:r>
+        <w:rPr>
+          <w:rFonts w:eastAsia="Consolas" w:cs="Times New Roman"/>
+          <w:color w:val="000000" w:themeColor="text1"/>
+          <w:sz w:val="24"/>
+          <w:szCs w:val="24"/>
+        </w:rPr>
         <w:lastRenderedPageBreak/>
-        <w:t xml:space="preserve">    upper_check = decrypted_line.upper()</w:t>
-      </w:r>
-    </w:p>
-    <w:p>
-      <w:pPr>
-        <w:shd w:val="clear" w:color="auto" w:fill="F2F2F2"/>
-        <w:spacing w:line="480" w:lineRule="auto"/>
-        <w:rPr>
-          <w:rFonts w:cs="Times New Roman"/>
-          <w:color w:val="000000" w:themeColor="text1"/>
-          <w:sz w:val="24"/>
-          <w:szCs w:val="24"/>
-        </w:rPr>
-      </w:pPr>
-      <w:r>
-        <w:rPr>
-          <w:rFonts w:eastAsia="Consolas" w:cs="Times New Roman"/>
-          <w:color w:val="000000" w:themeColor="text1"/>
-          <w:sz w:val="24"/>
-          <w:szCs w:val="24"/>
-        </w:rPr>
-        <w:t xml:space="preserve">    if "BREACH" in upper_check:</w:t>
-      </w:r>
-    </w:p>
-    <w:p>
-      <w:pPr>
-        <w:shd w:val="clear" w:color="auto" w:fill="F2F2F2"/>
-        <w:spacing w:line="480" w:lineRule="auto"/>
-        <w:rPr>
-          <w:rFonts w:cs="Times New Roman"/>
-          <w:color w:val="000000" w:themeColor="text1"/>
-          <w:sz w:val="24"/>
-          <w:szCs w:val="24"/>
-        </w:rPr>
-      </w:pPr>
-      <w:r>
-        <w:rPr>
-          <w:rFonts w:eastAsia="Consolas" w:cs="Times New Roman"/>
-          <w:color w:val="000000" w:themeColor="text1"/>
-          <w:sz w:val="24"/>
-          <w:szCs w:val="24"/>
-        </w:rPr>
         <w:t xml:space="preserve">        alert_file.write(decrypted_line + "\n")</w:t>
       </w:r>
     </w:p>
@@ -2518,6 +2706,79 @@
         </w:rPr>
         <w:t>This assignment involved the implementation of a constrained Python function that decrypts a log from an encrypted server using a reverse three-place Caesar cipher letter by letter, saving the output log into a master file while tagging any log entry that contains a mention of the word “BREACH.” Using a sample log consisting of six lines where three lines had the word “BREACH,” either in uppercase or lowercase, the decryption and filtering procedures were found to be functioning properly. This task helped reinforce basic Python programming principles like arithmetic with character codes, reading and writing files, and string testing using conditions, all without using any advanced language functions.</w:t>
       </w:r>
+    </w:p>
+    <w:p>
+      <w:pPr>
+        <w:spacing w:after="400" w:line="480" w:lineRule="auto"/>
+        <w:jc w:val="center"/>
+        <w:rPr>
+          <w:rFonts w:eastAsia="Calibri" w:cs="Times New Roman"/>
+          <w:color w:val="000000" w:themeColor="text1"/>
+          <w:sz w:val="24"/>
+          <w:szCs w:val="24"/>
+        </w:rPr>
+      </w:pPr>
+    </w:p>
+    <w:p>
+      <w:pPr>
+        <w:spacing w:after="400" w:line="480" w:lineRule="auto"/>
+        <w:rPr>
+          <w:rFonts w:eastAsia="Calibri" w:cs="Times New Roman"/>
+          <w:color w:val="000000" w:themeColor="text1"/>
+          <w:sz w:val="24"/>
+          <w:szCs w:val="24"/>
+        </w:rPr>
+      </w:pPr>
+      <w:r>
+        <w:rPr>
+          <w:rFonts w:eastAsia="Calibri" w:cs="Times New Roman"/>
+          <w:color w:val="000000" w:themeColor="text1"/>
+          <w:sz w:val="24"/>
+          <w:szCs w:val="24"/>
+        </w:rPr>
+        <w:t xml:space="preserve">GitHub Repository: </w:t>
+      </w:r>
+      <w:hyperlink r:id="rId9" w:history="1">
+        <w:r>
+          <w:rPr>
+            <w:rStyle w:val="Hyperlink"/>
+            <w:rFonts w:eastAsia="Calibri" w:cs="Times New Roman"/>
+            <w:sz w:val="24"/>
+            <w:szCs w:val="24"/>
+          </w:rPr>
+          <w:t>https://github.com/aashutoshchaudhary1/AIM_401_ASSIGNMENT/tree/fc44ed1085e9f182d197a08cac4a1dff18083d86/assignment/wee</w:t>
+        </w:r>
+        <w:r>
+          <w:rPr>
+            <w:rStyle w:val="Hyperlink"/>
+            <w:rFonts w:eastAsia="Calibri" w:cs="Times New Roman"/>
+            <w:sz w:val="24"/>
+            <w:szCs w:val="24"/>
+          </w:rPr>
+          <w:t>k</w:t>
+        </w:r>
+        <w:r>
+          <w:rPr>
+            <w:rStyle w:val="Hyperlink"/>
+            <w:rFonts w:eastAsia="Calibri" w:cs="Times New Roman"/>
+            <w:sz w:val="24"/>
+            <w:szCs w:val="24"/>
+          </w:rPr>
+          <w:t>2</w:t>
+        </w:r>
+      </w:hyperlink>
+    </w:p>
+    <w:p>
+      <w:pPr>
+        <w:spacing w:line="480" w:lineRule="auto"/>
+        <w:ind w:firstLine="720"/>
+        <w:rPr>
+          <w:rFonts w:eastAsia="Calibri" w:cs="Times New Roman"/>
+          <w:color w:val="000000" w:themeColor="text1"/>
+          <w:sz w:val="24"/>
+          <w:szCs w:val="24"/>
+        </w:rPr>
+      </w:pPr>
     </w:p>
     <w:p>
       <w:pPr>
@@ -3368,6 +3629,30 @@
       <w:szCs w:val="20"/>
     </w:rPr>
   </w:style>
+  <w:style w:type="character" w:styleId="UnresolvedMention">
+    <w:name w:val="Unresolved Mention"/>
+    <w:basedOn w:val="DefaultParagraphFont"/>
+    <w:uiPriority w:val="99"/>
+    <w:semiHidden/>
+    <w:unhideWhenUsed/>
+    <w:rsid w:val="00836F0B"/>
+    <w:rPr>
+      <w:color w:val="605E5C"/>
+      <w:shd w:val="clear" w:color="auto" w:fill="E1DFDD"/>
+    </w:rPr>
+  </w:style>
+  <w:style w:type="character" w:styleId="FollowedHyperlink">
+    <w:name w:val="FollowedHyperlink"/>
+    <w:basedOn w:val="DefaultParagraphFont"/>
+    <w:uiPriority w:val="99"/>
+    <w:semiHidden/>
+    <w:unhideWhenUsed/>
+    <w:rsid w:val="00836F0B"/>
+    <w:rPr>
+      <w:color w:val="954F72" w:themeColor="followedHyperlink"/>
+      <w:u w:val="single"/>
+    </w:rPr>
+  </w:style>
 </w:styles>
 </file>
 
